--- a/PlaceOS_지원서류_4_인재풀등록프로필.docx
+++ b/PlaceOS_지원서류_4_인재풀등록프로필.docx
@@ -1961,23 +1961,443 @@
           <w:color w:val="1B3A5C"/>
           <w:sz w:val="23"/>
         </w:rPr>
-        <w:t>제안드릴 수 있는 것</w:t>
+        <w:t>중장기 계획</w:t>
       </w:r>
     </w:p>
+    <w:tbl>
+      <w:tblPr>
+        <w:tblStyle w:val="TableGrid"/>
+        <w:tblW w:type="auto" w:w="0"/>
+        <w:jc w:val="center"/>
+        <w:tblBorders>
+          <w:top w:val="single" w:sz="4" w:space="0" w:color="C9D2DC"/>
+          <w:left w:val="single" w:sz="4" w:space="0" w:color="C9D2DC"/>
+          <w:bottom w:val="single" w:sz="4" w:space="0" w:color="C9D2DC"/>
+          <w:right w:val="single" w:sz="4" w:space="0" w:color="C9D2DC"/>
+          <w:insideH w:val="single" w:sz="4" w:space="0" w:color="C9D2DC"/>
+          <w:insideV w:val="single" w:sz="4" w:space="0" w:color="C9D2DC"/>
+        </w:tblBorders>
+        <w:tblLayout w:type="fixed"/>
+        <w:tblLook w:firstColumn="1" w:firstRow="1" w:lastColumn="0" w:lastRow="0" w:noHBand="0" w:noVBand="1" w:val="04A0"/>
+      </w:tblPr>
+      <w:tblGrid>
+        <w:gridCol w:w="1247"/>
+        <w:gridCol w:w="1474"/>
+        <w:gridCol w:w="6237"/>
+      </w:tblGrid>
+      <w:tr>
+        <w:trPr>
+          <w:tblHeader w:val="true"/>
+          <w:cantSplit w:val="true"/>
+        </w:trPr>
+        <w:tc>
+          <w:tcPr>
+            <w:tcW w:type="dxa" w:w="1247"/>
+            <w:shd w:val="clear" w:color="auto" w:fill="EEF2F6"/>
+            <w:tcMar>
+              <w:top w:w="70" w:type="dxa"/>
+              <w:left w:w="110" w:type="dxa"/>
+              <w:bottom w:w="70" w:type="dxa"/>
+              <w:right w:w="110" w:type="dxa"/>
+            </w:tcMar>
+          </w:tcPr>
+          <w:p>
+            <w:pPr>
+              <w:spacing w:before="0" w:after="0" w:line="317" w:lineRule="auto"/>
+              <w:jc w:val="center"/>
+            </w:pPr>
+            <w:r>
+              <w:rPr>
+                <w:rFonts w:ascii="Noto Sans KR" w:hAnsi="Noto Sans KR" w:eastAsia="Noto Sans KR" w:cs="Noto Sans KR"/>
+                <w:b/>
+                <w:i w:val="0"/>
+                <w:color w:val="1B3A5C"/>
+                <w:sz w:val="18"/>
+              </w:rPr>
+              <w:t>단계</w:t>
+            </w:r>
+          </w:p>
+        </w:tc>
+        <w:tc>
+          <w:tcPr>
+            <w:tcW w:type="dxa" w:w="1474"/>
+            <w:shd w:val="clear" w:color="auto" w:fill="EEF2F6"/>
+            <w:tcMar>
+              <w:top w:w="70" w:type="dxa"/>
+              <w:left w:w="110" w:type="dxa"/>
+              <w:bottom w:w="70" w:type="dxa"/>
+              <w:right w:w="110" w:type="dxa"/>
+            </w:tcMar>
+          </w:tcPr>
+          <w:p>
+            <w:pPr>
+              <w:spacing w:before="0" w:after="0" w:line="317" w:lineRule="auto"/>
+              <w:jc w:val="center"/>
+            </w:pPr>
+            <w:r>
+              <w:rPr>
+                <w:rFonts w:ascii="Noto Sans KR" w:hAnsi="Noto Sans KR" w:eastAsia="Noto Sans KR" w:cs="Noto Sans KR"/>
+                <w:b/>
+                <w:i w:val="0"/>
+                <w:color w:val="1B3A5C"/>
+                <w:sz w:val="17"/>
+              </w:rPr>
+              <w:t>기간</w:t>
+            </w:r>
+          </w:p>
+        </w:tc>
+        <w:tc>
+          <w:tcPr>
+            <w:tcW w:type="dxa" w:w="6236"/>
+            <w:shd w:val="clear" w:color="auto" w:fill="EEF2F6"/>
+            <w:tcMar>
+              <w:top w:w="70" w:type="dxa"/>
+              <w:left w:w="110" w:type="dxa"/>
+              <w:bottom w:w="70" w:type="dxa"/>
+              <w:right w:w="110" w:type="dxa"/>
+            </w:tcMar>
+          </w:tcPr>
+          <w:p>
+            <w:pPr>
+              <w:spacing w:before="0" w:after="0" w:line="317" w:lineRule="auto"/>
+              <w:jc w:val="left"/>
+            </w:pPr>
+            <w:r>
+              <w:rPr>
+                <w:rFonts w:ascii="Noto Sans KR" w:hAnsi="Noto Sans KR" w:eastAsia="Noto Sans KR" w:cs="Noto Sans KR"/>
+                <w:b/>
+                <w:i w:val="0"/>
+                <w:color w:val="1B3A5C"/>
+                <w:sz w:val="18"/>
+              </w:rPr>
+              <w:t>내용</w:t>
+            </w:r>
+          </w:p>
+        </w:tc>
+      </w:tr>
+      <w:tr>
+        <w:trPr>
+          <w:cantSplit w:val="true"/>
+        </w:trPr>
+        <w:tc>
+          <w:tcPr>
+            <w:tcW w:type="dxa" w:w="1247"/>
+            <w:tcMar>
+              <w:top w:w="70" w:type="dxa"/>
+              <w:left w:w="110" w:type="dxa"/>
+              <w:bottom w:w="70" w:type="dxa"/>
+              <w:right w:w="110" w:type="dxa"/>
+            </w:tcMar>
+          </w:tcPr>
+          <w:p>
+            <w:pPr>
+              <w:spacing w:before="0" w:after="0" w:line="317" w:lineRule="auto"/>
+              <w:jc w:val="center"/>
+            </w:pPr>
+            <w:r>
+              <w:rPr>
+                <w:rFonts w:ascii="Noto Sans KR" w:hAnsi="Noto Sans KR" w:eastAsia="Noto Sans KR" w:cs="Noto Sans KR"/>
+                <w:b/>
+                <w:i w:val="0"/>
+                <w:color w:val="16202E"/>
+                <w:sz w:val="18"/>
+              </w:rPr>
+              <w:t>1단계</w:t>
+            </w:r>
+          </w:p>
+          <w:p>
+            <w:pPr>
+              <w:spacing w:before="0" w:after="0" w:line="317" w:lineRule="auto"/>
+              <w:jc w:val="center"/>
+            </w:pPr>
+            <w:r>
+              <w:rPr>
+                <w:rFonts w:ascii="Noto Sans KR" w:hAnsi="Noto Sans KR" w:eastAsia="Noto Sans KR" w:cs="Noto Sans KR"/>
+                <w:b/>
+                <w:i w:val="0"/>
+                <w:color w:val="16202E"/>
+                <w:sz w:val="18"/>
+              </w:rPr>
+              <w:t>적응</w:t>
+            </w:r>
+          </w:p>
+        </w:tc>
+        <w:tc>
+          <w:tcPr>
+            <w:tcW w:type="dxa" w:w="1474"/>
+            <w:tcMar>
+              <w:top w:w="70" w:type="dxa"/>
+              <w:left w:w="110" w:type="dxa"/>
+              <w:bottom w:w="70" w:type="dxa"/>
+              <w:right w:w="110" w:type="dxa"/>
+            </w:tcMar>
+          </w:tcPr>
+          <w:p>
+            <w:pPr>
+              <w:spacing w:before="0" w:after="0" w:line="317" w:lineRule="auto"/>
+              <w:jc w:val="center"/>
+            </w:pPr>
+            <w:r>
+              <w:rPr>
+                <w:rFonts w:ascii="Noto Sans KR" w:hAnsi="Noto Sans KR" w:eastAsia="Noto Sans KR" w:cs="Noto Sans KR"/>
+                <w:b w:val="0"/>
+                <w:i w:val="0"/>
+                <w:color w:val="16202E"/>
+                <w:sz w:val="17"/>
+              </w:rPr>
+              <w:t>입사 ~ 1년</w:t>
+            </w:r>
+          </w:p>
+        </w:tc>
+        <w:tc>
+          <w:tcPr>
+            <w:tcW w:type="dxa" w:w="6236"/>
+            <w:tcMar>
+              <w:top w:w="70" w:type="dxa"/>
+              <w:left w:w="110" w:type="dxa"/>
+              <w:bottom w:w="70" w:type="dxa"/>
+              <w:right w:w="110" w:type="dxa"/>
+            </w:tcMar>
+          </w:tcPr>
+          <w:p>
+            <w:pPr>
+              <w:spacing w:before="0" w:after="0" w:line="317" w:lineRule="auto"/>
+              <w:jc w:val="left"/>
+            </w:pPr>
+            <w:r>
+              <w:rPr>
+                <w:rFonts w:ascii="Noto Sans KR" w:hAnsi="Noto Sans KR" w:eastAsia="Noto Sans KR" w:cs="Noto Sans KR"/>
+                <w:b w:val="0"/>
+                <w:i w:val="0"/>
+                <w:color w:val="16202E"/>
+                <w:sz w:val="18"/>
+              </w:rPr>
+              <w:t>담당 업무와 기관 프로세스 습득에 집중합니다. 사업비 집행 · 정산 절차, 기술이전 계약 실무, 보육기업 관리 체계를 익히는 것이 우선입니다.</w:t>
+            </w:r>
+          </w:p>
+        </w:tc>
+      </w:tr>
+      <w:tr>
+        <w:trPr>
+          <w:cantSplit w:val="true"/>
+        </w:trPr>
+        <w:tc>
+          <w:tcPr>
+            <w:tcW w:type="dxa" w:w="1247"/>
+            <w:shd w:val="clear" w:color="auto" w:fill="F7F9FB"/>
+            <w:tcMar>
+              <w:top w:w="70" w:type="dxa"/>
+              <w:left w:w="110" w:type="dxa"/>
+              <w:bottom w:w="70" w:type="dxa"/>
+              <w:right w:w="110" w:type="dxa"/>
+            </w:tcMar>
+          </w:tcPr>
+          <w:p>
+            <w:pPr>
+              <w:spacing w:before="0" w:after="0" w:line="317" w:lineRule="auto"/>
+              <w:jc w:val="center"/>
+            </w:pPr>
+            <w:r>
+              <w:rPr>
+                <w:rFonts w:ascii="Noto Sans KR" w:hAnsi="Noto Sans KR" w:eastAsia="Noto Sans KR" w:cs="Noto Sans KR"/>
+                <w:b/>
+                <w:i w:val="0"/>
+                <w:color w:val="16202E"/>
+                <w:sz w:val="18"/>
+              </w:rPr>
+              <w:t>2단계</w:t>
+            </w:r>
+          </w:p>
+          <w:p>
+            <w:pPr>
+              <w:spacing w:before="0" w:after="0" w:line="317" w:lineRule="auto"/>
+              <w:jc w:val="center"/>
+            </w:pPr>
+            <w:r>
+              <w:rPr>
+                <w:rFonts w:ascii="Noto Sans KR" w:hAnsi="Noto Sans KR" w:eastAsia="Noto Sans KR" w:cs="Noto Sans KR"/>
+                <w:b/>
+                <w:i w:val="0"/>
+                <w:color w:val="16202E"/>
+                <w:sz w:val="18"/>
+              </w:rPr>
+              <w:t>석사</w:t>
+            </w:r>
+          </w:p>
+        </w:tc>
+        <w:tc>
+          <w:tcPr>
+            <w:tcW w:type="dxa" w:w="1474"/>
+            <w:shd w:val="clear" w:color="auto" w:fill="F7F9FB"/>
+            <w:tcMar>
+              <w:top w:w="70" w:type="dxa"/>
+              <w:left w:w="110" w:type="dxa"/>
+              <w:bottom w:w="70" w:type="dxa"/>
+              <w:right w:w="110" w:type="dxa"/>
+            </w:tcMar>
+          </w:tcPr>
+          <w:p>
+            <w:pPr>
+              <w:spacing w:before="0" w:after="0" w:line="317" w:lineRule="auto"/>
+              <w:jc w:val="center"/>
+            </w:pPr>
+            <w:r>
+              <w:rPr>
+                <w:rFonts w:ascii="Noto Sans KR" w:hAnsi="Noto Sans KR" w:eastAsia="Noto Sans KR" w:cs="Noto Sans KR"/>
+                <w:b w:val="0"/>
+                <w:i w:val="0"/>
+                <w:color w:val="16202E"/>
+                <w:sz w:val="17"/>
+              </w:rPr>
+              <w:t>2 ~ 3년차</w:t>
+            </w:r>
+          </w:p>
+        </w:tc>
+        <w:tc>
+          <w:tcPr>
+            <w:tcW w:type="dxa" w:w="6236"/>
+            <w:shd w:val="clear" w:color="auto" w:fill="F7F9FB"/>
+            <w:tcMar>
+              <w:top w:w="70" w:type="dxa"/>
+              <w:left w:w="110" w:type="dxa"/>
+              <w:bottom w:w="70" w:type="dxa"/>
+              <w:right w:w="110" w:type="dxa"/>
+            </w:tcMar>
+          </w:tcPr>
+          <w:p>
+            <w:pPr>
+              <w:spacing w:before="0" w:after="0" w:line="317" w:lineRule="auto"/>
+              <w:jc w:val="left"/>
+            </w:pPr>
+            <w:r>
+              <w:rPr>
+                <w:rFonts w:ascii="Noto Sans KR" w:hAnsi="Noto Sans KR" w:eastAsia="Noto Sans KR" w:cs="Noto Sans KR"/>
+                <w:b w:val="0"/>
+                <w:i w:val="0"/>
+                <w:color w:val="16202E"/>
+                <w:sz w:val="18"/>
+              </w:rPr>
+              <w:t>업무와 직결되는 분야(기술경영 · 창업학 · 데이터사이언스)의 야간 또는 주말 석사 과정을 병행하고자 합니다. 근무에 지장이 없는 과정으로 한정하며, 기관 규정과 사전 협의를 전제로 합니다.</w:t>
+            </w:r>
+          </w:p>
+        </w:tc>
+      </w:tr>
+      <w:tr>
+        <w:trPr>
+          <w:cantSplit w:val="true"/>
+        </w:trPr>
+        <w:tc>
+          <w:tcPr>
+            <w:tcW w:type="dxa" w:w="1247"/>
+            <w:tcMar>
+              <w:top w:w="70" w:type="dxa"/>
+              <w:left w:w="110" w:type="dxa"/>
+              <w:bottom w:w="70" w:type="dxa"/>
+              <w:right w:w="110" w:type="dxa"/>
+            </w:tcMar>
+          </w:tcPr>
+          <w:p>
+            <w:pPr>
+              <w:spacing w:before="0" w:after="0" w:line="317" w:lineRule="auto"/>
+              <w:jc w:val="center"/>
+            </w:pPr>
+            <w:r>
+              <w:rPr>
+                <w:rFonts w:ascii="Noto Sans KR" w:hAnsi="Noto Sans KR" w:eastAsia="Noto Sans KR" w:cs="Noto Sans KR"/>
+                <w:b/>
+                <w:i w:val="0"/>
+                <w:color w:val="16202E"/>
+                <w:sz w:val="18"/>
+              </w:rPr>
+              <w:t>3단계</w:t>
+            </w:r>
+          </w:p>
+          <w:p>
+            <w:pPr>
+              <w:spacing w:before="0" w:after="0" w:line="317" w:lineRule="auto"/>
+              <w:jc w:val="center"/>
+            </w:pPr>
+            <w:r>
+              <w:rPr>
+                <w:rFonts w:ascii="Noto Sans KR" w:hAnsi="Noto Sans KR" w:eastAsia="Noto Sans KR" w:cs="Noto Sans KR"/>
+                <w:b/>
+                <w:i w:val="0"/>
+                <w:color w:val="16202E"/>
+                <w:sz w:val="18"/>
+              </w:rPr>
+              <w:t>전문성</w:t>
+            </w:r>
+          </w:p>
+        </w:tc>
+        <w:tc>
+          <w:tcPr>
+            <w:tcW w:type="dxa" w:w="1474"/>
+            <w:tcMar>
+              <w:top w:w="70" w:type="dxa"/>
+              <w:left w:w="110" w:type="dxa"/>
+              <w:bottom w:w="70" w:type="dxa"/>
+              <w:right w:w="110" w:type="dxa"/>
+            </w:tcMar>
+          </w:tcPr>
+          <w:p>
+            <w:pPr>
+              <w:spacing w:before="0" w:after="0" w:line="317" w:lineRule="auto"/>
+              <w:jc w:val="center"/>
+            </w:pPr>
+            <w:r>
+              <w:rPr>
+                <w:rFonts w:ascii="Noto Sans KR" w:hAnsi="Noto Sans KR" w:eastAsia="Noto Sans KR" w:cs="Noto Sans KR"/>
+                <w:b w:val="0"/>
+                <w:i w:val="0"/>
+                <w:color w:val="16202E"/>
+                <w:sz w:val="17"/>
+              </w:rPr>
+              <w:t>4년차 ~</w:t>
+            </w:r>
+          </w:p>
+        </w:tc>
+        <w:tc>
+          <w:tcPr>
+            <w:tcW w:type="dxa" w:w="6236"/>
+            <w:tcMar>
+              <w:top w:w="70" w:type="dxa"/>
+              <w:left w:w="110" w:type="dxa"/>
+              <w:bottom w:w="70" w:type="dxa"/>
+              <w:right w:w="110" w:type="dxa"/>
+            </w:tcMar>
+          </w:tcPr>
+          <w:p>
+            <w:pPr>
+              <w:spacing w:before="0" w:after="0" w:line="317" w:lineRule="auto"/>
+              <w:jc w:val="left"/>
+            </w:pPr>
+            <w:r>
+              <w:rPr>
+                <w:rFonts w:ascii="Noto Sans KR" w:hAnsi="Noto Sans KR" w:eastAsia="Noto Sans KR" w:cs="Noto Sans KR"/>
+                <w:b w:val="0"/>
+                <w:i w:val="0"/>
+                <w:color w:val="16202E"/>
+                <w:sz w:val="18"/>
+              </w:rPr>
+              <w:t>축적한 실무와 연구를 바탕으로 기술사업화 전문가 또는 투자심사 담당자로 성장하는 것이 목표입니다. 대학이 보유한 기술의 사업화 가능성을 코드 수준에서 판단할 수 있는 인력이 되고자 합니다.</w:t>
+            </w:r>
+          </w:p>
+        </w:tc>
+      </w:tr>
+    </w:tbl>
     <w:p>
       <w:pPr>
-        <w:spacing w:before="40" w:after="140" w:line="360" w:lineRule="auto"/>
-        <w:jc w:val="both"/>
+        <w:spacing w:before="60" w:after="220" w:line="312" w:lineRule="auto"/>
       </w:pPr>
       <w:r>
         <w:rPr>
           <w:rFonts w:ascii="Noto Sans KR" w:hAnsi="Noto Sans KR" w:eastAsia="Noto Sans KR" w:cs="Noto Sans KR"/>
           <w:b w:val="0"/>
           <w:i w:val="0"/>
-          <w:color w:val="16202E"/>
-          <w:sz w:val="21"/>
+          <w:color w:val="5C6875"/>
+          <w:sz w:val="17"/>
         </w:rPr>
-        <w:t>채용 여부와 무관하게, 귀 기관의 보육 · 입주 기업 중 오프라인 점포나 공간을 기반으로 하는 팀이 있다면 PlaceOS의 상권 분석 리포트를 무상으로 제공해 드릴 수 있습니다. 대상 상권의 건물 단위 공실 현황, 업종 구성, 유동 특성을 정리한 자료이며, 필요하시면 샘플을 먼저 보내 드리겠습니다.</w:t>
+        <w:t>학업 계획은 채용 조건이 아니라 장기 근속 의사의 표현입니다. 기관이 허용하지 않거나 업무에 지장이 있다고 판단하시면 조정하겠습니다.</w:t>
       </w:r>
     </w:p>
     <w:p>

--- a/PlaceOS_지원서류_4_인재풀등록프로필.docx
+++ b/PlaceOS_지원서류_4_인재풀등록프로필.docx
@@ -33,7 +33,7 @@
           <w:color w:val="5C6875"/>
           <w:sz w:val="20"/>
         </w:rPr>
-        <w:t>Talent Pool Profile · 채용 공고 없이 제출하는 사전 등록용 요약본</w:t>
+        <w:t>Talent Pool Profile · 창업보육 분야 · 공고 없이 제출하는 사전 등록용 요약본</w:t>
       </w:r>
     </w:p>
     <w:p>
@@ -192,7 +192,7 @@
                 <w:color w:val="16202E"/>
                 <w:sz w:val="18"/>
               </w:rPr>
-              <w:t>기술사업화 / 창업보육 / 데이터 엔지니어링</w:t>
+              <w:t>창업보육 (보육매니저 · 창업지원)</w:t>
             </w:r>
           </w:p>
         </w:tc>
@@ -576,7 +576,7 @@
           <w:color w:val="16202E"/>
           <w:sz w:val="21"/>
         </w:rPr>
-        <w:t>오프라인 상권을 데이터로 재구성하는 SaaS 두 종(PlaceOS · Co.I)을 기획부터 배포까지 단독으로 만들어 운영 중입니다. 창업자 당사자이면서 동시에 수집 파이프라인부터 모델, API, 배포까지 전 구간을 다루는 개발자입니다. 창업기업의 사업계획서에 적힌 기술이 실제로 구현 가능한지를 직접 판단할 수 있다는 점이 제 차별점입니다.</w:t>
+        <w:t>창업 도메인에서 SaaS 두 종(PlaceOS · Co.I)을 기획부터 배포까지 단독으로 만들어 운영 중입니다. 창업 당사자이면서 동시에 수집 파이프라인부터 모델, API, 배포까지 전 구간을 다루는 개발자입니다. 창업보육 업무에서 제 차별점은 두 가지입니다. 입주기업의 사업계획서에 적힌 기술이 실제로 구현 가능한지를 코드 수준에서 판단할 수 있고, 보육 성과를 정직한 지표로 설계해 관리할 수 있습니다.</w:t>
       </w:r>
     </w:p>
     <w:p>
@@ -602,7 +602,7 @@
           <w:color w:val="1B3A5C"/>
           <w:sz w:val="23"/>
         </w:rPr>
-        <w:t>기여할 수 있는 직무</w:t>
+        <w:t>창업보육 업무에 기여할 수 있는 것</w:t>
       </w:r>
     </w:p>
     <w:tbl>
@@ -654,7 +654,7 @@
                 <w:color w:val="1B3A5C"/>
                 <w:sz w:val="18"/>
               </w:rPr>
-              <w:t>직무</w:t>
+              <w:t>업무</w:t>
             </w:r>
           </w:p>
         </w:tc>
@@ -714,7 +714,23 @@
                 <w:color w:val="16202E"/>
                 <w:sz w:val="18"/>
               </w:rPr>
-              <w:t>기술사업화 (TLO)</w:t>
+              <w:t>입주기업</w:t>
+            </w:r>
+          </w:p>
+          <w:p>
+            <w:pPr>
+              <w:spacing w:before="0" w:after="0" w:line="317" w:lineRule="auto"/>
+              <w:jc w:val="left"/>
+            </w:pPr>
+            <w:r>
+              <w:rPr>
+                <w:rFonts w:ascii="Noto Sans KR" w:hAnsi="Noto Sans KR" w:eastAsia="Noto Sans KR" w:cs="Noto Sans KR"/>
+                <w:b/>
+                <w:i w:val="0"/>
+                <w:color w:val="16202E"/>
+                <w:sz w:val="18"/>
+              </w:rPr>
+              <w:t>선발 · 평가</w:t>
             </w:r>
           </w:p>
         </w:tc>
@@ -741,7 +757,7 @@
                 <w:color w:val="16202E"/>
                 <w:sz w:val="18"/>
               </w:rPr>
-              <w:t>기술 실사 · 사업화 가능성 판단. 공공 API와 특허 정보를 직접 수집 · 정규화해 근거 자료를 만들 수 있습니다.</w:t>
+              <w:t>사업계획서의 기술 항목을 코드 수준에서 검증합니다. 구현 가능한 주장인지, 이미 공개된 기술인지 고유한 것인지를 구분할 수 있습니다. 공공 API와 특허 정보를 직접 수집 · 정규화해 심사 근거 자료를 만들 수 있습니다.</w:t>
             </w:r>
           </w:p>
         </w:tc>
@@ -774,7 +790,23 @@
                 <w:color w:val="16202E"/>
                 <w:sz w:val="18"/>
               </w:rPr>
-              <w:t>창업보육 · 창업지원</w:t>
+              <w:t>보육 성과</w:t>
+            </w:r>
+          </w:p>
+          <w:p>
+            <w:pPr>
+              <w:spacing w:before="0" w:after="0" w:line="317" w:lineRule="auto"/>
+              <w:jc w:val="left"/>
+            </w:pPr>
+            <w:r>
+              <w:rPr>
+                <w:rFonts w:ascii="Noto Sans KR" w:hAnsi="Noto Sans KR" w:eastAsia="Noto Sans KR" w:cs="Noto Sans KR"/>
+                <w:b/>
+                <w:i w:val="0"/>
+                <w:color w:val="16202E"/>
+                <w:sz w:val="18"/>
+              </w:rPr>
+              <w:t>관리</w:t>
             </w:r>
           </w:p>
         </w:tc>
@@ -802,7 +834,7 @@
                 <w:color w:val="16202E"/>
                 <w:sz w:val="18"/>
               </w:rPr>
-              <w:t>입주기업 기술 검토, 사업계획서의 기술 항목 검증, 데모데이 자료 구조화. 창업 당사자로서 보육 프로그램을 받는 쪽의 입장을 압니다.</w:t>
+              <w:t>성과지표를 정직하게 설계하고 계측합니다. 제 프로젝트에서 목표 지표가 정작 성능을 보증하지 못한다는 것을 스스로 확인하고 지표 체계를 무정보 기준선 대비 개선폭으로 재정의했으며, 재지 않은 값을 달성으로 적지 않는 원칙을 코드로 강제했습니다. 센터가 매년 받는 성과평가에서 쓰일 수 있는 경험입니다.</w:t>
             </w:r>
           </w:p>
         </w:tc>
@@ -834,7 +866,23 @@
                 <w:color w:val="16202E"/>
                 <w:sz w:val="18"/>
               </w:rPr>
-              <w:t>데이터 · AI</w:t>
+              <w:t>프로그램 운영</w:t>
+            </w:r>
+          </w:p>
+          <w:p>
+            <w:pPr>
+              <w:spacing w:before="0" w:after="0" w:line="317" w:lineRule="auto"/>
+              <w:jc w:val="left"/>
+            </w:pPr>
+            <w:r>
+              <w:rPr>
+                <w:rFonts w:ascii="Noto Sans KR" w:hAnsi="Noto Sans KR" w:eastAsia="Noto Sans KR" w:cs="Noto Sans KR"/>
+                <w:b/>
+                <w:i w:val="0"/>
+                <w:color w:val="16202E"/>
+                <w:sz w:val="18"/>
+              </w:rPr>
+              <w:t>· 멘토링</w:t>
             </w:r>
           </w:p>
         </w:tc>
@@ -861,7 +909,7 @@
                 <w:color w:val="16202E"/>
                 <w:sz w:val="18"/>
               </w:rPr>
-              <w:t>Bronze / Silver / Gold 3계층 파이프라인 설계, 시계열 · 그래프 모델 학습과 서빙, FastAPI 기반 API 구축 및 클라우드 배포.</w:t>
+              <w:t>창업 당사자로서 보육을 받는 쪽의 입장을 압니다. 입주기업에게 무엇이 실제로 도움이 되고 무엇이 형식에 그치는지를 구분할 수 있습니다. 데모데이 · IR 자료의 시장 분석 파트를 데이터로 뒷받침하는 일도 가능합니다.</w:t>
             </w:r>
           </w:p>
         </w:tc>
@@ -2118,7 +2166,7 @@
                 <w:color w:val="16202E"/>
                 <w:sz w:val="18"/>
               </w:rPr>
-              <w:t>적응</w:t>
+              <w:t>적응 · 자격</w:t>
             </w:r>
           </w:p>
         </w:tc>
@@ -2172,7 +2220,7 @@
                 <w:color w:val="16202E"/>
                 <w:sz w:val="18"/>
               </w:rPr>
-              <w:t>담당 업무와 기관 프로세스 습득에 집중합니다. 사업비 집행 · 정산 절차, 기술이전 계약 실무, 보육기업 관리 체계를 익히는 것이 우선입니다.</w:t>
+              <w:t>입주기업 관리와 사업비 집행 · 정산 절차를 익히는 데 집중합니다. 그 과정에서 한국창업보육협회의 창업보육전문매니저 자격을 취득하고자 합니다.</w:t>
             </w:r>
           </w:p>
         </w:tc>
@@ -2277,7 +2325,7 @@
                 <w:color w:val="16202E"/>
                 <w:sz w:val="18"/>
               </w:rPr>
-              <w:t>업무와 직결되는 분야(기술경영 · 창업학 · 데이터사이언스)의 야간 또는 주말 석사 과정을 병행하고자 합니다. 근무에 지장이 없는 과정으로 한정하며, 기관 규정과 사전 협의를 전제로 합니다.</w:t>
+              <w:t>업무와 직결되는 분야(창업학 · 기술경영 · 데이터사이언스)의 야간 또는 주말 석사 과정을 병행하고자 합니다. 근무에 지장이 없는 과정으로 한정하며, 기관 규정과 사전 협의를 전제로 합니다.</w:t>
             </w:r>
           </w:p>
         </w:tc>
@@ -2379,7 +2427,7 @@
                 <w:color w:val="16202E"/>
                 <w:sz w:val="18"/>
               </w:rPr>
-              <w:t>축적한 실무와 연구를 바탕으로 기술사업화 전문가 또는 투자심사 담당자로 성장하는 것이 목표입니다. 대학이 보유한 기술의 사업화 가능성을 코드 수준에서 판단할 수 있는 인력이 되고자 합니다.</w:t>
+              <w:t>축적한 실무와 연구를 바탕으로 기술 기반 창업기업을 제대로 볼 수 있는 보육 전문가가 되는 것이 목표입니다. 기술의 실현 가능성과 보육 성과를 함께 판단할 수 있는 인력이 되고자 합니다.</w:t>
             </w:r>
           </w:p>
         </w:tc>
